--- a/outputs/academic_solved/docx/MAIL-MATH-201.docx
+++ b/outputs/academic_solved/docx/MAIL-MATH-201.docx
@@ -245,6 +245,14 @@
         <w:t>$$\pi^2 = \frac{\pi^2}{3} + 4 \sum_{n=1}^{\infty} \frac{(-1)^n (-1)^n}{n^2} = \frac{\pi^2}{3} + 4 \sum_{n=1}^{\infty} \frac{1}{n^2}$$</w:t>
         <w:br/>
         <w:t>$$\frac{2\pi^2}{3} = 4 \sum_{n=1}^{\infty} \frac{1}{n^2} \implies \sum_{n=1}^{\infty} \frac{1}{n^2} = \frac{\pi^2}{6} \quad \text{[Q.E.D.]}$$</w:t>
+        <w:br/>
+        <w:br/>
+        <w:br/>
+        <w:t>---</w:t>
+        <w:br/>
+        <w:t>Submitted by: RAM CHARAN VANGA (RA2511027010164)</w:t>
+        <w:br/>
+        <w:t>Department of Computer Science &amp; Engineering (Big Data Analytics)</w:t>
         <w:br/>
       </w:r>
     </w:p>
